--- a/ky/discovery-articles/3.1 Буу кыймылдаткычы.docx
+++ b/ky/discovery-articles/3.1 Буу кыймылдаткычы.docx
@@ -4,579 +4,385 @@
   <w:body>
     <w:p>
       <w:pPr>
-        <w:keepNext/>
-        <w:spacing w:before="280" w:after="120"/>
+        <w:pStyle w:val="Title"/>
+        <w:widowControl/>
       </w:pPr>
       <w:r>
-        <w:rPr>
-          <w:rFonts w:ascii="Calibri" w:hAnsi="Calibri" w:eastAsia="Calibri"/>
-          <w:b/>
-          <w:i w:val="0"/>
-          <w:color w:val="004E8C"/>
-          <w:sz w:val="44"/>
-        </w:rPr>
         <w:t>3.1 Буу кыймылдаткычы</w:t>
       </w:r>
     </w:p>
     <w:p>
       <w:pPr>
-        <w:spacing w:after="80"/>
+        <w:keepNext/>
+        <w:widowControl/>
       </w:pPr>
       <w:r>
         <w:rPr>
-          <w:rFonts w:ascii="Calibri" w:hAnsi="Calibri" w:eastAsia="Calibri"/>
-          <w:b w:val="0"/>
-          <w:i/>
-          <w:color w:val="505050"/>
-          <w:sz w:val="22"/>
+          <w:sz w:val="20"/>
         </w:rPr>
-        <w:t>3. Өнөр жай, энергетика жана транспорт</w:t>
-      </w:r>
-    </w:p>
-    <w:p>
-      <w:pPr>
-        <w:spacing w:after="200"/>
-      </w:pPr>
-      <w:r>
-        <w:rPr>
-          <w:rFonts w:ascii="Calibri" w:hAnsi="Calibri" w:eastAsia="Calibri"/>
-          <w:b w:val="0"/>
-          <w:i/>
-          <w:sz w:val="22"/>
-        </w:rPr>
-        <w:t>Мезгил: 1712-жыл (Ньюкомендин атмосфералык кыймылдаткычы); 1769-жыл (Уаттын өзүнчө конденсаторго алган патенти) | Негизги өкүлдөр: Томас Ньюкомен; Жеймс Уатт (өркүндөтүлгөн түзүлүш); Ричард Тревитик (жогорку басымдагы буу)</w:t>
-      </w:r>
-    </w:p>
-    <w:p>
-      <w:pPr>
-        <w:spacing w:after="160" w:line="276" w:lineRule="auto"/>
-      </w:pPr>
-      <w:r>
-        <w:rPr>
-          <w:rFonts w:ascii="Calibri" w:hAnsi="Calibri" w:eastAsia="Calibri"/>
-          <w:b w:val="0"/>
-          <w:i w:val="0"/>
-          <w:sz w:val="22"/>
-        </w:rPr>
-        <w:t>Буу кыймылдаткычы ысытылган суу буусунун басымын механикалык кыймылга айлантат. XVIII кылымда Британияда өркүндөтүлгөн бул машина фабрикаларды, кендерди жана темир жолду кыймылга келтирген негизги күчкө айланган.</w:t>
+        <w:t>3. Өнөр жай, энергия жана транспорт</w:t>
       </w:r>
     </w:p>
     <w:p>
       <w:pPr>
         <w:keepNext/>
-        <w:spacing w:before="240" w:after="120"/>
+        <w:widowControl/>
       </w:pPr>
       <w:r>
         <w:rPr>
-          <w:rFonts w:ascii="Calibri" w:hAnsi="Calibri" w:eastAsia="Calibri"/>
-          <w:b/>
-          <w:i w:val="0"/>
-          <w:color w:val="004E8C"/>
-          <w:sz w:val="28"/>
+          <w:sz w:val="20"/>
         </w:rPr>
-        <w:t>Негизги фактылар</w:t>
+        <w:t>Мезгил: 1712-жыл (Ньюкомендин атмосфералык кыймылдаткычы); 1769-жыл (Уаттын өзүнчө конденсаторго патенти) | Негизги салым кошкондор: Томас Ньюкомен; Жеймс Уатт (түзүлүштү жакшырткан); Ричард Тревитик (жогорку басымдагы буу)</w:t>
+      </w:r>
+    </w:p>
+    <w:p>
+      <w:pPr>
+        <w:widowControl/>
+      </w:pPr>
+      <w:r>
+        <w:t>Буу кыймылдаткычы ысытылган суу буусунун басымын кыймылга айландырат. XVIII кылымдагы Британияда жакшыртылган бул машина фабрикалардын, кендердин жана темир жолдордун негизги күчүнө айланган.</w:t>
+      </w:r>
+    </w:p>
+    <w:p>
+      <w:pPr>
+        <w:pStyle w:val="Heading1"/>
+        <w:widowControl/>
+      </w:pPr>
+      <w:r>
+        <w:t>Негизги маалыматтар</w:t>
       </w:r>
     </w:p>
     <w:p>
       <w:pPr>
         <w:pStyle w:val="ListBullet"/>
+        <w:widowControl/>
       </w:pPr>
       <w:r>
-        <w:rPr>
-          <w:rFonts w:ascii="Calibri" w:hAnsi="Calibri" w:eastAsia="Calibri"/>
-          <w:b w:val="0"/>
-          <w:i w:val="0"/>
-          <w:sz w:val="22"/>
-        </w:rPr>
-        <w:t>Томас Ньюкомен 1712-жылы кенден суу сордуруучу иш жүзүндө жарамдуу кыймылдаткыч курган</w:t>
+        <w:t>Томас Ньюкомен 1712-жылы кенден суу чыгарган ишке жарамдуу кыймылдаткыч курган.</w:t>
       </w:r>
     </w:p>
     <w:p>
       <w:pPr>
         <w:pStyle w:val="ListBullet"/>
+        <w:widowControl/>
       </w:pPr>
       <w:r>
-        <w:rPr>
-          <w:rFonts w:ascii="Calibri" w:hAnsi="Calibri" w:eastAsia="Calibri"/>
-          <w:b w:val="0"/>
-          <w:i w:val="0"/>
-          <w:sz w:val="22"/>
-        </w:rPr>
-        <w:t>Жеймс Уатт 1760-жылдары өзүнчө конденсаторду киргизген</w:t>
+        <w:t>Жеймс Уатт 1760-жылдары өзүнчө конденсатор — бууну кайра сууга айланткан бөлүк — кошкон.</w:t>
       </w:r>
     </w:p>
     <w:p>
       <w:pPr>
         <w:pStyle w:val="ListBullet"/>
+        <w:widowControl/>
       </w:pPr>
       <w:r>
-        <w:rPr>
-          <w:rFonts w:ascii="Calibri" w:hAnsi="Calibri" w:eastAsia="Calibri"/>
-          <w:b w:val="0"/>
-          <w:i w:val="0"/>
-          <w:sz w:val="22"/>
-        </w:rPr>
-        <w:t>Уатт менен Мэтью Болтон кыймылдаткычты рынокто сатылуучу өнөр жай продукциясына айланткан</w:t>
+        <w:t>Уатт менен Мэтью Болтон кыймылдаткычты сатылуучу өнүмгө айландырган.</w:t>
       </w:r>
     </w:p>
     <w:p>
       <w:pPr>
         <w:pStyle w:val="ListBullet"/>
+        <w:widowControl/>
       </w:pPr>
       <w:r>
-        <w:rPr>
-          <w:rFonts w:ascii="Calibri" w:hAnsi="Calibri" w:eastAsia="Calibri"/>
-          <w:b w:val="0"/>
-          <w:i w:val="0"/>
-          <w:sz w:val="22"/>
-        </w:rPr>
-        <w:t>Буу күчү фабрикаларды, локомотивдерди жана кемелерди иштеткен</w:t>
+        <w:t>Буу фабрикаларды, локомотивдерди жана буу кемелерин иштеткен.</w:t>
       </w:r>
     </w:p>
     <w:p>
       <w:pPr>
         <w:pStyle w:val="ListBullet"/>
+        <w:widowControl/>
       </w:pPr>
       <w:r>
-        <w:rPr>
-          <w:rFonts w:ascii="Calibri" w:hAnsi="Calibri" w:eastAsia="Calibri"/>
-          <w:b w:val="0"/>
-          <w:i w:val="0"/>
-          <w:sz w:val="22"/>
-        </w:rPr>
-        <w:t>Бул шамалга, сууга же адам менен жаныбардын күчүнө көз каранды болбогон алгачкы кеңири тараган кыймылдаткыч болгон</w:t>
+        <w:t>Ал шамалга, агын сууга же булчуң күчүнө көз каранды болбогон алгачкы кеңири колдонулган кыймылдаткыч болгон.</w:t>
       </w:r>
     </w:p>
     <w:p>
       <w:pPr>
-        <w:keepNext/>
-        <w:spacing w:before="240" w:after="120"/>
+        <w:pStyle w:val="Heading1"/>
+        <w:widowControl/>
       </w:pPr>
       <w:r>
-        <w:rPr>
-          <w:rFonts w:ascii="Calibri" w:hAnsi="Calibri" w:eastAsia="Calibri"/>
-          <w:b/>
-          <w:i w:val="0"/>
-          <w:color w:val="004E8C"/>
-          <w:sz w:val="28"/>
-        </w:rPr>
-        <w:t>Бул эмне</w:t>
+        <w:t>Бул эмне?</w:t>
       </w:r>
     </w:p>
     <w:p>
       <w:pPr>
-        <w:spacing w:after="160" w:line="276" w:lineRule="auto"/>
+        <w:widowControl/>
       </w:pPr>
       <w:r>
-        <w:rPr>
-          <w:rFonts w:ascii="Calibri" w:hAnsi="Calibri" w:eastAsia="Calibri"/>
-          <w:b w:val="0"/>
-          <w:i w:val="0"/>
-          <w:sz w:val="22"/>
-        </w:rPr>
-        <w:t>Буу кыймылдаткычы жылуулуктун таасиринен газга айланган сууну поршенди түртүүгө же турбинаны айлантууга пайдаланат. Суу жабык мейкиндикте кайнаганда басым жогорулап, иш аткара алат. Капкагы бекем жабылган, ичиндеги буу тынымсыз түртүп турган чайнекти элестетиңиз. Алгачкы машиналар көлөмдүү болуп, отунду көп короткон, бирок алар таптакыр жаңы мүмкүнчүлүк берген: көмүр менен суу бар жерде энергия өндүрүүгө болгон, фабриканы сөзсүз шаркыратманын жанына куруунун кереги калган эмес.</w:t>
+        <w:t>Буу кыймылдаткычы ысыктан газга айланган сууну — бууну — поршенди түртүүгө же турбинаны айлантууга колдонот. Суу жабык жерде кайнаганда басым жогорулайт; ошол басым жумуш аткара алат. Тынымсыз түрткөн жабык чайнекти элестетиңиз. Алгачкы машиналар чоң жана отунду көп короткон, бирок жаңы мүмкүнчүлүк берген: күч булагын суу кулаган дарыянын жанына гана эмес, көмүр менен суу бар жерге жайгаштырууга болгон.</w:t>
       </w:r>
     </w:p>
     <w:p>
       <w:pPr>
-        <w:keepNext/>
-        <w:spacing w:before="240" w:after="120"/>
+        <w:pStyle w:val="Heading1"/>
+        <w:widowControl/>
       </w:pPr>
       <w:r>
-        <w:rPr>
-          <w:rFonts w:ascii="Calibri" w:hAnsi="Calibri" w:eastAsia="Calibri"/>
-          <w:b/>
-          <w:i w:val="0"/>
-          <w:color w:val="004E8C"/>
-          <w:sz w:val="28"/>
-        </w:rPr>
-        <w:t>Аны ким ачкан же ойлоп тапкан</w:t>
+        <w:t xml:space="preserve">Ким ойлоп тапкан</w:t>
       </w:r>
     </w:p>
     <w:p>
       <w:pPr>
-        <w:spacing w:after="160" w:line="276" w:lineRule="auto"/>
+        <w:widowControl/>
       </w:pPr>
       <w:r>
-        <w:rPr>
-          <w:rFonts w:ascii="Calibri" w:hAnsi="Calibri" w:eastAsia="Calibri"/>
-          <w:b w:val="0"/>
-          <w:i w:val="0"/>
-          <w:sz w:val="22"/>
-        </w:rPr>
-        <w:t>Томас Ньюкомен 1712-жылы кендерден суу чыгаруу үчүн атмосфералык кыймылдаткыч орноткон. Шотландиялык аспап жасоочу Жеймс Уатт ушундай машинанын үлгүсүн оңдоп жатып, 1760-жылдары цилиндр ар бир жүрүш сайын муздабашы үчүн өзүнчө конденсатор ойлоп тапкан. Өндүрүшчү Мэтью Болтон менен бирге ал жакшыртылган кыймылдаткычтарды сата баштаган. Кийин Ричард Тревитик жана башка инженерлер локомотивдер менен кемелерге жогорку басымдагы бууну колдонушкан.</w:t>
+        <w:t>Томас Ньюкомен 1712-жылы кенден суу чыгаруу үчүн атмосфералык кыймылдаткыч орноткон. Шотландиялык аспап устасы Жеймс Уатт ушундай машинанын моделин оңдоп жатып, 1760-жылдары өзүнчө конденсатор ойлоп тапкан. Анын аркасында цилиндрди ар бир жүрүштө муздатуу зарылдыгы жоюлган. Ал өндүрүүчү Мэтью Болтон менен жакшыртылган машиналарды саткан. Кийин Ричард Тревитик жана башкалар локомотивдер менен кемелерде жогорку басымдагы бууну колдонгон.</w:t>
       </w:r>
     </w:p>
     <w:p>
       <w:pPr>
-        <w:keepNext/>
-        <w:spacing w:before="240" w:after="120"/>
+        <w:pStyle w:val="Heading1"/>
+        <w:widowControl/>
       </w:pPr>
       <w:r>
-        <w:rPr>
-          <w:rFonts w:ascii="Calibri" w:hAnsi="Calibri" w:eastAsia="Calibri"/>
-          <w:b/>
-          <w:i w:val="0"/>
-          <w:color w:val="004E8C"/>
-          <w:sz w:val="28"/>
-        </w:rPr>
-        <w:t>Качан жана кантип пайда болгон</w:t>
+        <w:t>Качан жана кантип пайда болгон?</w:t>
       </w:r>
     </w:p>
     <w:p>
       <w:pPr>
-        <w:spacing w:after="160" w:line="276" w:lineRule="auto"/>
+        <w:widowControl/>
       </w:pPr>
       <w:r>
-        <w:rPr>
-          <w:rFonts w:ascii="Calibri" w:hAnsi="Calibri" w:eastAsia="Calibri"/>
-          <w:b w:val="0"/>
-          <w:i w:val="0"/>
-          <w:sz w:val="22"/>
-        </w:rPr>
-        <w:t>Британиядагы көмүр кендерин суу каптап, ат менен иштеген насостор аны чыгарып жетишпей калган; ошол эле учурда кездеме фабрикаларына туруктуу кубат керек болгон. Бирмингемдеги жана башка шаарлардагы патент тутуму, устаканалар жана капитал техникалык тажрыйбаны товарга айланткан. Темирдин сапаты менен тешип иштетүүчү станоктордун тактыгы да маанилүү эле: цилиндрден буу чыгып кетсе, энергия текке кеткен. XIX кылымдын башына келгенде өнөр жайлуу Британия буу машиналарынын үнү менен жашап калган.</w:t>
+        <w:t>Британиянын көмүр кендерин ат тарткан насостор жетишпегендей ылдам суу баскан, ал эми кездеме фабрикалары туруктуу күчкө муктаж болгон. Бирмингемдеги жана башка жерлердеги патенттер, устаканалар жана капитал кызык механизмди товарга айландырган. Жакшы темир жана цилиндрдин ичин так иштеткен аспаптар да маанилүү болгон: жылчык цилиндр бууну текке кетирет. XIX кылымдын башына карата буунун үнү өнөр жайлык Британиянын кадимки үнүнө айланган.</w:t>
       </w:r>
     </w:p>
     <w:p>
       <w:pPr>
-        <w:keepNext/>
-        <w:spacing w:before="240" w:after="120"/>
+        <w:pStyle w:val="Heading1"/>
+        <w:widowControl/>
       </w:pPr>
       <w:r>
-        <w:rPr>
-          <w:rFonts w:ascii="Calibri" w:hAnsi="Calibri" w:eastAsia="Calibri"/>
-          <w:b/>
-          <w:i w:val="0"/>
-          <w:color w:val="004E8C"/>
-          <w:sz w:val="28"/>
-        </w:rPr>
-        <w:t>Илимий жактан мааниси</w:t>
+        <w:t>Илим үчүн мааниси</w:t>
       </w:r>
     </w:p>
     <w:p>
       <w:pPr>
-        <w:spacing w:after="160" w:line="276" w:lineRule="auto"/>
+        <w:widowControl/>
       </w:pPr>
       <w:r>
-        <w:rPr>
-          <w:rFonts w:ascii="Calibri" w:hAnsi="Calibri" w:eastAsia="Calibri"/>
-          <w:b w:val="0"/>
-          <w:i w:val="0"/>
-          <w:sz w:val="22"/>
-        </w:rPr>
-        <w:t>Буу машинасы жылуулукту кыймылга айлантууга болорун айкын көрсөткөн; ушул суроодон кийин термодинамика илими жаралган. Өнөр жайдын жайгашуусу дарыянын агымына көз каранды болбой калган. Инженерлердин алдында так суроо турган: белгилүү көлөмдөгү көмүрдөн канча жумуш алууга болот? Машиналарды түтүнү менен ызы-чуусуна карап эмес, сандык көрсөткүчтөрү боюнча салыштыруу энергия жөнүндөгү илимдин өнүгүшүнө түрткү берген.</w:t>
+        <w:t>Буу жылуулук энергиясын кыймылга айландырууга болорун көрсөткөн. Бул суроо кийин термодинамикага айланган. Өнөр жай эми дарыялардын жайгашуусуна гана көз каранды эмес эле. Ошондо так суроо чыккан: канча көмүрдөн канча жумуш алынат? Инженерлер менен теоретиктер машиналарды түтүнү же ызы-чуусу менен гана эмес, сандар аркылуу салыштырганда энергия илими өнүккөн.</w:t>
       </w:r>
     </w:p>
     <w:p>
       <w:pPr>
-        <w:keepNext/>
-        <w:spacing w:before="240" w:after="120"/>
+        <w:pStyle w:val="Heading1"/>
+        <w:widowControl/>
       </w:pPr>
       <w:r>
-        <w:rPr>
-          <w:rFonts w:ascii="Calibri" w:hAnsi="Calibri" w:eastAsia="Calibri"/>
-          <w:b/>
-          <w:i w:val="0"/>
-          <w:color w:val="004E8C"/>
-          <w:sz w:val="28"/>
-        </w:rPr>
-        <w:t>Кийинки өнүгүүлөргө тийгизген таасири</w:t>
+        <w:t>Кийинки өнүгүүгө тийгизген таасири</w:t>
       </w:r>
     </w:p>
     <w:p>
       <w:pPr>
-        <w:spacing w:after="160" w:line="276" w:lineRule="auto"/>
+        <w:widowControl/>
       </w:pPr>
       <w:r>
-        <w:rPr>
-          <w:rFonts w:ascii="Calibri" w:hAnsi="Calibri" w:eastAsia="Calibri"/>
-          <w:b w:val="0"/>
-          <w:i w:val="0"/>
-          <w:sz w:val="22"/>
-        </w:rPr>
-        <w:t>Фабрикаларды дарыядан алыс жерге да курууга мүмкүн болгон. Темир жол менен буу кемелери кургактыктагы жана деңиздеги сапардын убактысын кескин кыскарткан. Кийин буу турбинасы электр энергиясын өндүрө баштаган. Ичтен күйүүчү кыймылдаткычтар менен электр моторлору көп тармакта буу машинасын алмаштырганы менен, алар буу доору түзгөн фабрикалык системаны мурастаган. Машиналары өзгөрсө да, өнөр жай шаарынын өзү буу доорунун туундусу болуп калган.</w:t>
+        <w:t>Фабрикаларды дарыядан алыс курууга мүмкүн болгон. Темир жолдор менен буу кемелери континенттер жана океандар аркылуу сапар убактысын кыскарткан. Кийин буу турбинасы электр өндүргөн. Ички күйүү жана электр кыймылдаткычтары көп ишти өзүнө алган, бирок буу курган фабрикалык системаны мурастаган. Машиналары өзгөрсө да, өнөр жай шаары буу доорунун жараткан көрүнүшү.</w:t>
       </w:r>
     </w:p>
     <w:p>
       <w:pPr>
-        <w:keepNext/>
-        <w:spacing w:before="240" w:after="120"/>
+        <w:pStyle w:val="Heading1"/>
+        <w:widowControl/>
       </w:pPr>
       <w:r>
-        <w:rPr>
-          <w:rFonts w:ascii="Calibri" w:hAnsi="Calibri" w:eastAsia="Calibri"/>
-          <w:b/>
-          <w:i w:val="0"/>
-          <w:color w:val="004E8C"/>
-          <w:sz w:val="28"/>
-        </w:rPr>
-        <w:t>Адамдардын жашоосун кантип өзгөрткөн</w:t>
+        <w:t>Адамдардын жашоосун кантип өзгөрткөн?</w:t>
       </w:r>
     </w:p>
     <w:p>
       <w:pPr>
-        <w:spacing w:after="160" w:line="276" w:lineRule="auto"/>
+        <w:widowControl/>
       </w:pPr>
       <w:r>
-        <w:rPr>
-          <w:rFonts w:ascii="Calibri" w:hAnsi="Calibri" w:eastAsia="Calibri"/>
-          <w:b w:val="0"/>
-          <w:i w:val="0"/>
-          <w:sz w:val="22"/>
-        </w:rPr>
-        <w:t>Кездеме арзандап, жол жүрүү ылдамдаган; ошол эле учурда шаарларды түтүн каптап, фабрикадагы эмгек оорлоп, жумуш күнү саатка баш ийген. Айылдагы табигый ыргактын ордун нөөмөт менен иштөө тартиби ээлеген. Коом шаарлашып, темир жол жана кеме каттамдары аркылуу тыгыз байланыша баштаган. Кенден суу чыгарган машина адамдардын иштөө жана жер которуу түшүнүгүн да өзгөрткөн.</w:t>
+        <w:t>Күнүмдүк турмушта кездеме арзандап, жол жүрүү тездетилген. Ошол эле учурда түтүн, фабрикадагы оор эмгек жана саатка баш ийген иш күнү келген. Айылдагы мезгилдик ыргак нөөмөт убактысына орун берген. Коом шаарлашып, темир жол жана кеме аркылуу көбүрөөк байланышкан. Кендин суусун чыгарган машина иштөө менен жүрүп-көчүүнүн маанисин да өзгөрткөн.</w:t>
       </w:r>
     </w:p>
     <w:p>
       <w:pPr>
-        <w:keepNext/>
-        <w:spacing w:before="240" w:after="120"/>
+        <w:pStyle w:val="Heading1"/>
+        <w:widowControl/>
       </w:pPr>
       <w:r>
-        <w:rPr>
-          <w:rFonts w:ascii="Calibri" w:hAnsi="Calibri" w:eastAsia="Calibri"/>
-          <w:b/>
-          <w:i w:val="0"/>
-          <w:color w:val="004E8C"/>
-          <w:sz w:val="28"/>
-        </w:rPr>
-        <w:t>Булактар жана шилтемелер</w:t>
+        <w:t>Булактар жана кошумча окуу</w:t>
       </w:r>
     </w:p>
     <w:p>
       <w:pPr>
-        <w:keepNext/>
-        <w:spacing w:before="240" w:after="120"/>
+        <w:pStyle w:val="Heading2"/>
+        <w:widowControl/>
       </w:pPr>
       <w:r>
         <w:rPr>
-          <w:rFonts w:ascii="Calibri" w:hAnsi="Calibri" w:eastAsia="Calibri"/>
-          <w:b/>
-          <w:i w:val="0"/>
-          <w:color w:val="004E8C"/>
-          <w:sz w:val="24"/>
+          <w:sz w:val="20"/>
         </w:rPr>
-        <w:t>A. Китептер жана негизги илимий эмгектер</w:t>
+        <w:t>Китептер жана негизги илимий эмгектер</w:t>
       </w:r>
     </w:p>
     <w:p>
       <w:pPr>
-        <w:spacing w:after="80"/>
-        <w:ind w:left="360"/>
+        <w:widowControl/>
       </w:pPr>
       <w:r>
         <w:rPr>
-          <w:rFonts w:ascii="Calibri" w:hAnsi="Calibri" w:eastAsia="Calibri"/>
-          <w:b w:val="0"/>
-          <w:i w:val="0"/>
-          <w:sz w:val="22"/>
+          <w:sz w:val="20"/>
         </w:rPr>
         <w:t>1. Cardwell, D. S. L. From Watt to Clausius: The Rise of Thermodynamics in the Early Industrial Age. Ithaca: Cornell University Press, 1971.</w:t>
       </w:r>
     </w:p>
     <w:p>
       <w:pPr>
-        <w:spacing w:after="80"/>
-        <w:ind w:left="360"/>
+        <w:widowControl/>
       </w:pPr>
       <w:r>
         <w:rPr>
-          <w:rFonts w:ascii="Calibri" w:hAnsi="Calibri" w:eastAsia="Calibri"/>
-          <w:b w:val="0"/>
-          <w:i w:val="0"/>
-          <w:sz w:val="22"/>
+          <w:sz w:val="20"/>
         </w:rPr>
         <w:t>2. Mokyr, Joel. The Lever of Riches: Technological Creativity and Economic Progress. Oxford: Oxford University Press, 1990.</w:t>
       </w:r>
     </w:p>
     <w:p>
       <w:pPr>
-        <w:keepNext/>
-        <w:spacing w:before="240" w:after="120"/>
+        <w:pStyle w:val="Heading2"/>
+        <w:widowControl/>
       </w:pPr>
       <w:r>
         <w:rPr>
-          <w:rFonts w:ascii="Calibri" w:hAnsi="Calibri" w:eastAsia="Calibri"/>
-          <w:b/>
-          <w:i w:val="0"/>
-          <w:color w:val="004E8C"/>
-          <w:sz w:val="24"/>
+          <w:sz w:val="20"/>
         </w:rPr>
-        <w:t>C. Мекемелердин материалдары жана энциклопедиялык булактар</w:t>
+        <w:t>Уюмдардын жана энциклопедиялардын материалдары</w:t>
       </w:r>
     </w:p>
     <w:p>
       <w:pPr>
-        <w:spacing w:after="80"/>
-        <w:ind w:left="360"/>
+        <w:widowControl/>
       </w:pPr>
       <w:r>
         <w:rPr>
-          <w:rFonts w:ascii="Calibri" w:hAnsi="Calibri" w:eastAsia="Calibri"/>
-          <w:b w:val="0"/>
-          <w:i w:val="0"/>
-          <w:sz w:val="22"/>
+          <w:sz w:val="20"/>
         </w:rPr>
-        <w:t>1. Encyclopaedia Britannica. “Steam engine” (“Буу кыймылдаткычы”).</w:t>
-      </w:r>
-      <w:r>
-        <w:rPr>
-          <w:rFonts w:ascii="Calibri" w:hAnsi="Calibri" w:eastAsia="Calibri"/>
-          <w:b w:val="0"/>
-          <w:i w:val="0"/>
-          <w:sz w:val="22"/>
-        </w:rPr>
-        <w:t xml:space="preserve"> </w:t>
+        <w:t xml:space="preserve">1. Encyclopaedia Britannica. 'Steam engine.' </w:t>
       </w:r>
       <w:hyperlink r:id="rId9">
         <w:r>
           <w:rPr>
-            <w:rFonts w:ascii="Calibri" w:hAnsi="Calibri" w:eastAsia="Calibri"/>
-            <w:b w:val="0"/>
-            <w:i w:val="0"/>
-            <w:sz w:val="22"/>
-            <w:color w:val="0563C1"/>
-            <w:u w:val="single"/>
+            <w:sz w:val="20"/>
           </w:rPr>
           <w:t>https://www.britannica.com/technology/steam-engine</w:t>
         </w:r>
       </w:hyperlink>
+      <w:r>
+        <w:rPr>
+          <w:sz w:val="20"/>
+        </w:rPr>
+      </w:r>
     </w:p>
     <w:p>
       <w:pPr>
-        <w:spacing w:after="80"/>
-        <w:ind w:left="360"/>
+        <w:widowControl/>
       </w:pPr>
       <w:r>
         <w:rPr>
-          <w:rFonts w:ascii="Calibri" w:hAnsi="Calibri" w:eastAsia="Calibri"/>
-          <w:b w:val="0"/>
-          <w:i w:val="0"/>
-          <w:sz w:val="22"/>
+          <w:sz w:val="20"/>
         </w:rPr>
-        <w:t>2. Encyclopaedia Britannica. “James Watt” (“Жеймс Уатт”).</w:t>
-      </w:r>
-      <w:r>
-        <w:rPr>
-          <w:rFonts w:ascii="Calibri" w:hAnsi="Calibri" w:eastAsia="Calibri"/>
-          <w:b w:val="0"/>
-          <w:i w:val="0"/>
-          <w:sz w:val="22"/>
-        </w:rPr>
-        <w:t xml:space="preserve"> </w:t>
+        <w:t xml:space="preserve">2. Encyclopaedia Britannica. 'James Watt.' </w:t>
       </w:r>
       <w:hyperlink r:id="rId10">
         <w:r>
           <w:rPr>
-            <w:rFonts w:ascii="Calibri" w:hAnsi="Calibri" w:eastAsia="Calibri"/>
-            <w:b w:val="0"/>
-            <w:i w:val="0"/>
-            <w:sz w:val="22"/>
-            <w:color w:val="0563C1"/>
-            <w:u w:val="single"/>
+            <w:sz w:val="20"/>
           </w:rPr>
           <w:t>https://www.britannica.com/biography/James-Watt</w:t>
         </w:r>
       </w:hyperlink>
-    </w:p>
-    <w:p>
-      <w:pPr>
-        <w:keepNext/>
-        <w:spacing w:before="240" w:after="120"/>
-      </w:pPr>
       <w:r>
         <w:rPr>
-          <w:rFonts w:ascii="Calibri" w:hAnsi="Calibri" w:eastAsia="Calibri"/>
-          <w:b/>
-          <w:i w:val="0"/>
-          <w:color w:val="004E8C"/>
-          <w:sz w:val="24"/>
+          <w:sz w:val="20"/>
         </w:rPr>
-        <w:t>D. Музейлердин, архивдердин жана китепканалардын материалдары</w:t>
       </w:r>
     </w:p>
     <w:p>
       <w:pPr>
-        <w:spacing w:after="80"/>
-        <w:ind w:left="360"/>
+        <w:pStyle w:val="Heading2"/>
+        <w:widowControl/>
       </w:pPr>
       <w:r>
         <w:rPr>
-          <w:rFonts w:ascii="Calibri" w:hAnsi="Calibri" w:eastAsia="Calibri"/>
-          <w:b w:val="0"/>
-          <w:i w:val="0"/>
-          <w:sz w:val="22"/>
+          <w:sz w:val="20"/>
         </w:rPr>
-        <w:t>1. Science Museum (London). Болтон менен Уаттка жана буу күчүнө арналган коллекциялар.</w:t>
+        <w:t>Музейлердин, архивдердин жана китепканалардын материалдары</w:t>
       </w:r>
+    </w:p>
+    <w:p>
+      <w:pPr>
+        <w:widowControl/>
+      </w:pPr>
       <w:r>
         <w:rPr>
-          <w:rFonts w:ascii="Calibri" w:hAnsi="Calibri" w:eastAsia="Calibri"/>
-          <w:b w:val="0"/>
-          <w:i w:val="0"/>
-          <w:sz w:val="22"/>
+          <w:sz w:val="20"/>
         </w:rPr>
-        <w:t xml:space="preserve"> </w:t>
+        <w:t xml:space="preserve">1. Science Museum (London). Boulton &amp; Watt and steam power collections. </w:t>
       </w:r>
       <w:hyperlink r:id="rId11">
         <w:r>
           <w:rPr>
-            <w:rFonts w:ascii="Calibri" w:hAnsi="Calibri" w:eastAsia="Calibri"/>
-            <w:b w:val="0"/>
-            <w:i w:val="0"/>
-            <w:sz w:val="22"/>
-            <w:color w:val="0563C1"/>
-            <w:u w:val="single"/>
+            <w:sz w:val="20"/>
           </w:rPr>
           <w:t>https://www.sciencemuseum.org.uk/objects-and-stories</w:t>
         </w:r>
       </w:hyperlink>
+      <w:r>
+        <w:rPr>
+          <w:sz w:val="20"/>
+        </w:rPr>
+      </w:r>
     </w:p>
     <w:p>
       <w:pPr>
-        <w:spacing w:after="80"/>
-        <w:ind w:left="360"/>
+        <w:widowControl/>
       </w:pPr>
       <w:r>
         <w:rPr>
-          <w:rFonts w:ascii="Calibri" w:hAnsi="Calibri" w:eastAsia="Calibri"/>
-          <w:b w:val="0"/>
-          <w:i w:val="0"/>
-          <w:sz w:val="22"/>
+          <w:sz w:val="20"/>
         </w:rPr>
-        <w:t>2. Science and Industry Museum, Manchester. Өнөр жай революциясынын машиналары.</w:t>
-      </w:r>
-      <w:r>
-        <w:rPr>
-          <w:rFonts w:ascii="Calibri" w:hAnsi="Calibri" w:eastAsia="Calibri"/>
-          <w:b w:val="0"/>
-          <w:i w:val="0"/>
-          <w:sz w:val="22"/>
-        </w:rPr>
-        <w:t xml:space="preserve"> </w:t>
+        <w:t xml:space="preserve">2. Science and Industry Museum, Manchester. Industrial Revolution machinery. </w:t>
       </w:r>
       <w:hyperlink r:id="rId12">
         <w:r>
           <w:rPr>
-            <w:rFonts w:ascii="Calibri" w:hAnsi="Calibri" w:eastAsia="Calibri"/>
-            <w:b w:val="0"/>
-            <w:i w:val="0"/>
-            <w:sz w:val="22"/>
-            <w:color w:val="0563C1"/>
-            <w:u w:val="single"/>
+            <w:sz w:val="20"/>
           </w:rPr>
           <w:t>https://www.scienceandindustrymuseum.org.uk/</w:t>
         </w:r>
       </w:hyperlink>
+      <w:r>
+        <w:rPr>
+          <w:sz w:val="20"/>
+        </w:rPr>
+      </w:r>
     </w:p>
     <w:sectPr>
-      <w:pgSz w:w="12240" w:h="15840"/>
-      <w:pgMar w:top="1296" w:right="1440" w:bottom="1296" w:left="1440" w:header="720" w:footer="720" w:gutter="0"/>
+      <w:footerReference w:type="default" r:id="rId13"/>
+      <w:pgSz w:w="11906" w:h="16838"/>
+      <w:pgMar w:top="1020" w:right="1134" w:bottom="1020" w:left="1134" w:header="720" w:footer="720" w:gutter="0"/>
       <w:cols w:space="720"/>
       <w:docGrid w:linePitch="360"/>
     </w:sectPr>
   </w:body>
 </w:document>
+</file>
+
+<file path=word/footer1.xml><?xml version="1.0" encoding="utf-8"?>
+<w:ftr xmlns:m="http://schemas.openxmlformats.org/officeDocument/2006/math" xmlns:mc="http://schemas.openxmlformats.org/markup-compatibility/2006" xmlns:mo="http://schemas.microsoft.com/office/mac/office/2008/main" xmlns:mv="urn:schemas-microsoft-com:mac:vml" xmlns:o="urn:schemas-microsoft-com:office:office" xmlns:r="http://schemas.openxmlformats.org/officeDocument/2006/relationships" xmlns:v="urn:schemas-microsoft-com:vml" xmlns:w10="urn:schemas-microsoft-com:office:word" xmlns:w14="http://schemas.microsoft.com/office/word/2010/wordml" xmlns:w="http://schemas.openxmlformats.org/wordprocessingml/2006/main" xmlns:wne="http://schemas.microsoft.com/office/word/2006/wordml" xmlns:wp14="http://schemas.microsoft.com/office/word/2010/wordprocessingDrawing" xmlns:wp="http://schemas.openxmlformats.org/drawingml/2006/wordprocessingDrawing" xmlns:wpc="http://schemas.microsoft.com/office/word/2010/wordprocessingCanvas" xmlns:wpg="http://schemas.microsoft.com/office/word/2010/wordprocessingGroup" xmlns:wpi="http://schemas.microsoft.com/office/word/2010/wordprocessingInk" xmlns:wps="http://schemas.microsoft.com/office/word/2010/wordprocessingShape" mc:Ignorable="w14 wp14">
+  <w:p>
+    <w:pPr>
+      <w:pStyle w:val="Footer"/>
+      <w:jc w:val="right"/>
+    </w:pPr>
+    <w:fldSimple w:instr="PAGE"/>
+  </w:p>
+</w:ftr>
 </file>
 
 <file path=word/numbering.xml><?xml version="1.0" encoding="utf-8"?>
@@ -787,7 +593,7 @@
   <w:docDefaults>
     <w:rPrDefault>
       <w:rPr>
-        <w:rFonts w:asciiTheme="minorHAnsi" w:eastAsiaTheme="minorEastAsia" w:hAnsiTheme="minorHAnsi" w:cstheme="minorBidi"/>
+        <w:rFonts/>
         <w:sz w:val="22"/>
         <w:szCs w:val="22"/>
         <w:lang w:val="en-US" w:eastAsia="en-US" w:bidi="ar-SA"/>
@@ -942,6 +748,15 @@
     <w:name w:val="Normal"/>
     <w:qFormat/>
     <w:rsid w:val="00FC693F"/>
+    <w:pPr>
+      <w:spacing w:after="120" w:line="259" w:lineRule="auto"/>
+    </w:pPr>
+    <w:rPr>
+      <w:rFonts w:ascii="Times New Roman" w:hAnsi="Times New Roman"/>
+      <w:color w:val="000000"/>
+      <w:sz w:val="24"/>
+      <w:lang w:val="ky-KG"/>
+    </w:rPr>
   </w:style>
   <w:style w:type="paragraph" w:styleId="Header">
     <w:name w:val="header"/>
@@ -998,16 +813,17 @@
     <w:pPr>
       <w:keepNext/>
       <w:keepLines/>
-      <w:spacing w:before="480" w:after="0"/>
+      <w:spacing w:before="480" w:after="120" w:line="259" w:lineRule="auto"/>
       <w:outlineLvl w:val="0"/>
     </w:pPr>
     <w:rPr>
-      <w:rFonts w:asciiTheme="majorHAnsi" w:eastAsiaTheme="majorEastAsia" w:hAnsiTheme="majorHAnsi" w:cstheme="majorBidi"/>
+      <w:rFonts w:ascii="Times New Roman" w:hAnsi="Times New Roman"/>
       <w:b/>
       <w:bCs/>
-      <w:color w:val="365F91" w:themeColor="accent1" w:themeShade="BF"/>
-      <w:sz w:val="28"/>
+      <w:color w:val="000000"/>
+      <w:sz w:val="26"/>
       <w:szCs w:val="28"/>
+      <w:lang w:val="ky-KG"/>
     </w:rPr>
   </w:style>
   <w:style w:type="paragraph" w:styleId="Heading2">
@@ -1022,16 +838,17 @@
     <w:pPr>
       <w:keepNext/>
       <w:keepLines/>
-      <w:spacing w:before="200" w:after="0"/>
+      <w:spacing w:before="200" w:after="120" w:line="259" w:lineRule="auto"/>
       <w:outlineLvl w:val="1"/>
     </w:pPr>
     <w:rPr>
-      <w:rFonts w:asciiTheme="majorHAnsi" w:eastAsiaTheme="majorEastAsia" w:hAnsiTheme="majorHAnsi" w:cstheme="majorBidi"/>
+      <w:rFonts w:ascii="Times New Roman" w:hAnsi="Times New Roman"/>
       <w:b/>
       <w:bCs/>
-      <w:color w:val="4F81BD" w:themeColor="accent1"/>
+      <w:color w:val="000000"/>
       <w:sz w:val="26"/>
       <w:szCs w:val="26"/>
+      <w:lang w:val="ky-KG"/>
     </w:rPr>
   </w:style>
   <w:style w:type="paragraph" w:styleId="Heading3">
@@ -1050,7 +867,7 @@
       <w:outlineLvl w:val="2"/>
     </w:pPr>
     <w:rPr>
-      <w:rFonts w:asciiTheme="majorHAnsi" w:eastAsiaTheme="majorEastAsia" w:hAnsiTheme="majorHAnsi" w:cstheme="majorBidi"/>
+      <w:rFonts/>
       <w:b/>
       <w:bCs/>
       <w:color w:val="4F81BD" w:themeColor="accent1"/>
@@ -1073,7 +890,7 @@
       <w:outlineLvl w:val="3"/>
     </w:pPr>
     <w:rPr>
-      <w:rFonts w:asciiTheme="majorHAnsi" w:eastAsiaTheme="majorEastAsia" w:hAnsiTheme="majorHAnsi" w:cstheme="majorBidi"/>
+      <w:rFonts/>
       <w:b/>
       <w:bCs/>
       <w:i/>
@@ -1098,7 +915,7 @@
       <w:outlineLvl w:val="4"/>
     </w:pPr>
     <w:rPr>
-      <w:rFonts w:asciiTheme="majorHAnsi" w:eastAsiaTheme="majorEastAsia" w:hAnsiTheme="majorHAnsi" w:cstheme="majorBidi"/>
+      <w:rFonts/>
       <w:color w:val="243F60" w:themeColor="accent1" w:themeShade="7F"/>
     </w:rPr>
   </w:style>
@@ -1119,7 +936,7 @@
       <w:outlineLvl w:val="5"/>
     </w:pPr>
     <w:rPr>
-      <w:rFonts w:asciiTheme="majorHAnsi" w:eastAsiaTheme="majorEastAsia" w:hAnsiTheme="majorHAnsi" w:cstheme="majorBidi"/>
+      <w:rFonts/>
       <w:i/>
       <w:iCs/>
       <w:color w:val="243F60" w:themeColor="accent1" w:themeShade="7F"/>
@@ -1142,7 +959,7 @@
       <w:outlineLvl w:val="6"/>
     </w:pPr>
     <w:rPr>
-      <w:rFonts w:asciiTheme="majorHAnsi" w:eastAsiaTheme="majorEastAsia" w:hAnsiTheme="majorHAnsi" w:cstheme="majorBidi"/>
+      <w:rFonts/>
       <w:i/>
       <w:iCs/>
       <w:color w:val="404040" w:themeColor="text1" w:themeTint="BF"/>
@@ -1165,7 +982,7 @@
       <w:outlineLvl w:val="7"/>
     </w:pPr>
     <w:rPr>
-      <w:rFonts w:asciiTheme="majorHAnsi" w:eastAsiaTheme="majorEastAsia" w:hAnsiTheme="majorHAnsi" w:cstheme="majorBidi"/>
+      <w:rFonts/>
       <w:color w:val="4F81BD" w:themeColor="accent1"/>
       <w:sz w:val="20"/>
       <w:szCs w:val="20"/>
@@ -1188,7 +1005,7 @@
       <w:outlineLvl w:val="8"/>
     </w:pPr>
     <w:rPr>
-      <w:rFonts w:asciiTheme="majorHAnsi" w:eastAsiaTheme="majorEastAsia" w:hAnsiTheme="majorHAnsi" w:cstheme="majorBidi"/>
+      <w:rFonts/>
       <w:i/>
       <w:iCs/>
       <w:color w:val="404040" w:themeColor="text1" w:themeTint="BF"/>
@@ -1239,7 +1056,7 @@
     <w:uiPriority w:val="9"/>
     <w:rsid w:val="00FC693F"/>
     <w:rPr>
-      <w:rFonts w:asciiTheme="majorHAnsi" w:eastAsiaTheme="majorEastAsia" w:hAnsiTheme="majorHAnsi" w:cstheme="majorBidi"/>
+      <w:rFonts/>
       <w:b/>
       <w:bCs/>
       <w:color w:val="365F91" w:themeColor="accent1" w:themeShade="BF"/>
@@ -1254,7 +1071,7 @@
     <w:uiPriority w:val="9"/>
     <w:rsid w:val="00FC693F"/>
     <w:rPr>
-      <w:rFonts w:asciiTheme="majorHAnsi" w:eastAsiaTheme="majorEastAsia" w:hAnsiTheme="majorHAnsi" w:cstheme="majorBidi"/>
+      <w:rFonts/>
       <w:b/>
       <w:bCs/>
       <w:color w:val="4F81BD" w:themeColor="accent1"/>
@@ -1269,7 +1086,7 @@
     <w:uiPriority w:val="9"/>
     <w:rsid w:val="00FC693F"/>
     <w:rPr>
-      <w:rFonts w:asciiTheme="majorHAnsi" w:eastAsiaTheme="majorEastAsia" w:hAnsiTheme="majorHAnsi" w:cstheme="majorBidi"/>
+      <w:rFonts/>
       <w:b/>
       <w:bCs/>
       <w:color w:val="4F81BD" w:themeColor="accent1"/>
@@ -1284,19 +1101,17 @@
     <w:qFormat/>
     <w:rsid w:val="00FC693F"/>
     <w:pPr>
-      <w:pBdr>
-        <w:bottom w:val="single" w:sz="8" w:space="4" w:color="4F81BD" w:themeColor="accent1"/>
-      </w:pBdr>
-      <w:spacing w:after="300" w:line="240" w:lineRule="auto"/>
+      <w:spacing w:after="120" w:line="259" w:lineRule="auto"/>
       <w:contextualSpacing/>
     </w:pPr>
     <w:rPr>
-      <w:rFonts w:asciiTheme="majorHAnsi" w:eastAsiaTheme="majorEastAsia" w:hAnsiTheme="majorHAnsi" w:cstheme="majorBidi"/>
-      <w:color w:val="17365D" w:themeColor="text2" w:themeShade="BF"/>
+      <w:rFonts w:ascii="Times New Roman" w:hAnsi="Times New Roman"/>
+      <w:color w:val="000000"/>
       <w:spacing w:val="5"/>
       <w:kern w:val="28"/>
-      <w:sz w:val="52"/>
+      <w:sz w:val="40"/>
       <w:szCs w:val="52"/>
+      <w:lang w:val="ky-KG"/>
     </w:rPr>
   </w:style>
   <w:style w:type="character" w:customStyle="1" w:styleId="TitleChar">
@@ -1306,7 +1121,7 @@
     <w:uiPriority w:val="10"/>
     <w:rsid w:val="00FC693F"/>
     <w:rPr>
-      <w:rFonts w:asciiTheme="majorHAnsi" w:eastAsiaTheme="majorEastAsia" w:hAnsiTheme="majorHAnsi" w:cstheme="majorBidi"/>
+      <w:rFonts/>
       <w:color w:val="17365D" w:themeColor="text2" w:themeShade="BF"/>
       <w:spacing w:val="5"/>
       <w:kern w:val="28"/>
@@ -1328,7 +1143,7 @@
       </w:numPr>
     </w:pPr>
     <w:rPr>
-      <w:rFonts w:asciiTheme="majorHAnsi" w:eastAsiaTheme="majorEastAsia" w:hAnsiTheme="majorHAnsi" w:cstheme="majorBidi"/>
+      <w:rFonts/>
       <w:i/>
       <w:iCs/>
       <w:color w:val="4F81BD" w:themeColor="accent1"/>
@@ -1344,7 +1159,7 @@
     <w:uiPriority w:val="11"/>
     <w:rsid w:val="00FC693F"/>
     <w:rPr>
-      <w:rFonts w:asciiTheme="majorHAnsi" w:eastAsiaTheme="majorEastAsia" w:hAnsiTheme="majorHAnsi" w:cstheme="majorBidi"/>
+      <w:rFonts/>
       <w:i/>
       <w:iCs/>
       <w:color w:val="4F81BD" w:themeColor="accent1"/>
@@ -1469,8 +1284,15 @@
       <w:numPr>
         <w:numId w:val="1"/>
       </w:numPr>
+      <w:spacing w:after="120" w:line="259" w:lineRule="auto"/>
       <w:contextualSpacing/>
     </w:pPr>
+    <w:rPr>
+      <w:rFonts w:ascii="Times New Roman" w:hAnsi="Times New Roman"/>
+      <w:color w:val="000000"/>
+      <w:sz w:val="24"/>
+      <w:lang w:val="ky-KG"/>
+    </w:rPr>
   </w:style>
   <w:style w:type="paragraph" w:styleId="ListBullet2">
     <w:name w:val="List Bullet 2"/>
@@ -1642,7 +1464,7 @@
     <w:semiHidden/>
     <w:rsid w:val="00FC693F"/>
     <w:rPr>
-      <w:rFonts w:asciiTheme="majorHAnsi" w:eastAsiaTheme="majorEastAsia" w:hAnsiTheme="majorHAnsi" w:cstheme="majorBidi"/>
+      <w:rFonts/>
       <w:b/>
       <w:bCs/>
       <w:i/>
@@ -1658,7 +1480,7 @@
     <w:semiHidden/>
     <w:rsid w:val="00FC693F"/>
     <w:rPr>
-      <w:rFonts w:asciiTheme="majorHAnsi" w:eastAsiaTheme="majorEastAsia" w:hAnsiTheme="majorHAnsi" w:cstheme="majorBidi"/>
+      <w:rFonts/>
       <w:color w:val="243F60" w:themeColor="accent1" w:themeShade="7F"/>
     </w:rPr>
   </w:style>
@@ -1670,7 +1492,7 @@
     <w:semiHidden/>
     <w:rsid w:val="00FC693F"/>
     <w:rPr>
-      <w:rFonts w:asciiTheme="majorHAnsi" w:eastAsiaTheme="majorEastAsia" w:hAnsiTheme="majorHAnsi" w:cstheme="majorBidi"/>
+      <w:rFonts/>
       <w:i/>
       <w:iCs/>
       <w:color w:val="243F60" w:themeColor="accent1" w:themeShade="7F"/>
@@ -1684,7 +1506,7 @@
     <w:semiHidden/>
     <w:rsid w:val="00FC693F"/>
     <w:rPr>
-      <w:rFonts w:asciiTheme="majorHAnsi" w:eastAsiaTheme="majorEastAsia" w:hAnsiTheme="majorHAnsi" w:cstheme="majorBidi"/>
+      <w:rFonts/>
       <w:i/>
       <w:iCs/>
       <w:color w:val="404040" w:themeColor="text1" w:themeTint="BF"/>
@@ -1698,7 +1520,7 @@
     <w:semiHidden/>
     <w:rsid w:val="00FC693F"/>
     <w:rPr>
-      <w:rFonts w:asciiTheme="majorHAnsi" w:eastAsiaTheme="majorEastAsia" w:hAnsiTheme="majorHAnsi" w:cstheme="majorBidi"/>
+      <w:rFonts/>
       <w:color w:val="4F81BD" w:themeColor="accent1"/>
       <w:sz w:val="20"/>
       <w:szCs w:val="20"/>
@@ -1712,7 +1534,7 @@
     <w:semiHidden/>
     <w:rsid w:val="00FC693F"/>
     <w:rPr>
-      <w:rFonts w:asciiTheme="majorHAnsi" w:eastAsiaTheme="majorEastAsia" w:hAnsiTheme="majorHAnsi" w:cstheme="majorBidi"/>
+      <w:rFonts/>
       <w:i/>
       <w:iCs/>
       <w:color w:val="404040" w:themeColor="text1" w:themeTint="BF"/>
@@ -1771,9 +1593,6 @@
     <w:qFormat/>
     <w:rsid w:val="00FC693F"/>
     <w:pPr>
-      <w:pBdr>
-        <w:bottom w:val="single" w:sz="4" w:space="4" w:color="4F81BD" w:themeColor="accent1"/>
-      </w:pBdr>
       <w:spacing w:before="200" w:after="280"/>
       <w:ind w:left="936" w:right="936"/>
     </w:pPr>
@@ -3301,7 +3120,7 @@
         <w:spacing w:before="0" w:after="0" w:line="240" w:lineRule="auto"/>
       </w:pPr>
       <w:rPr>
-        <w:rFonts w:asciiTheme="majorHAnsi" w:eastAsiaTheme="majorEastAsia" w:hAnsiTheme="majorHAnsi" w:cstheme="majorBidi"/>
+        <w:rFonts/>
         <w:b/>
         <w:bCs/>
       </w:rPr>
@@ -3322,7 +3141,7 @@
         <w:spacing w:before="0" w:after="0" w:line="240" w:lineRule="auto"/>
       </w:pPr>
       <w:rPr>
-        <w:rFonts w:asciiTheme="majorHAnsi" w:eastAsiaTheme="majorEastAsia" w:hAnsiTheme="majorHAnsi" w:cstheme="majorBidi"/>
+        <w:rFonts/>
         <w:b/>
         <w:bCs/>
       </w:rPr>
@@ -3340,14 +3159,14 @@
     </w:tblStylePr>
     <w:tblStylePr w:type="firstCol">
       <w:rPr>
-        <w:rFonts w:asciiTheme="majorHAnsi" w:eastAsiaTheme="majorEastAsia" w:hAnsiTheme="majorHAnsi" w:cstheme="majorBidi"/>
+        <w:rFonts/>
         <w:b/>
         <w:bCs/>
       </w:rPr>
     </w:tblStylePr>
     <w:tblStylePr w:type="lastCol">
       <w:rPr>
-        <w:rFonts w:asciiTheme="majorHAnsi" w:eastAsiaTheme="majorEastAsia" w:hAnsiTheme="majorHAnsi" w:cstheme="majorBidi"/>
+        <w:rFonts/>
         <w:b/>
         <w:bCs/>
       </w:rPr>
@@ -3431,7 +3250,7 @@
         <w:spacing w:before="0" w:after="0" w:line="240" w:lineRule="auto"/>
       </w:pPr>
       <w:rPr>
-        <w:rFonts w:asciiTheme="majorHAnsi" w:eastAsiaTheme="majorEastAsia" w:hAnsiTheme="majorHAnsi" w:cstheme="majorBidi"/>
+        <w:rFonts/>
         <w:b/>
         <w:bCs/>
       </w:rPr>
@@ -3452,7 +3271,7 @@
         <w:spacing w:before="0" w:after="0" w:line="240" w:lineRule="auto"/>
       </w:pPr>
       <w:rPr>
-        <w:rFonts w:asciiTheme="majorHAnsi" w:eastAsiaTheme="majorEastAsia" w:hAnsiTheme="majorHAnsi" w:cstheme="majorBidi"/>
+        <w:rFonts/>
         <w:b/>
         <w:bCs/>
       </w:rPr>
@@ -3470,14 +3289,14 @@
     </w:tblStylePr>
     <w:tblStylePr w:type="firstCol">
       <w:rPr>
-        <w:rFonts w:asciiTheme="majorHAnsi" w:eastAsiaTheme="majorEastAsia" w:hAnsiTheme="majorHAnsi" w:cstheme="majorBidi"/>
+        <w:rFonts/>
         <w:b/>
         <w:bCs/>
       </w:rPr>
     </w:tblStylePr>
     <w:tblStylePr w:type="lastCol">
       <w:rPr>
-        <w:rFonts w:asciiTheme="majorHAnsi" w:eastAsiaTheme="majorEastAsia" w:hAnsiTheme="majorHAnsi" w:cstheme="majorBidi"/>
+        <w:rFonts/>
         <w:b/>
         <w:bCs/>
       </w:rPr>
@@ -3561,7 +3380,7 @@
         <w:spacing w:before="0" w:after="0" w:line="240" w:lineRule="auto"/>
       </w:pPr>
       <w:rPr>
-        <w:rFonts w:asciiTheme="majorHAnsi" w:eastAsiaTheme="majorEastAsia" w:hAnsiTheme="majorHAnsi" w:cstheme="majorBidi"/>
+        <w:rFonts/>
         <w:b/>
         <w:bCs/>
       </w:rPr>
@@ -3582,7 +3401,7 @@
         <w:spacing w:before="0" w:after="0" w:line="240" w:lineRule="auto"/>
       </w:pPr>
       <w:rPr>
-        <w:rFonts w:asciiTheme="majorHAnsi" w:eastAsiaTheme="majorEastAsia" w:hAnsiTheme="majorHAnsi" w:cstheme="majorBidi"/>
+        <w:rFonts/>
         <w:b/>
         <w:bCs/>
       </w:rPr>
@@ -3600,14 +3419,14 @@
     </w:tblStylePr>
     <w:tblStylePr w:type="firstCol">
       <w:rPr>
-        <w:rFonts w:asciiTheme="majorHAnsi" w:eastAsiaTheme="majorEastAsia" w:hAnsiTheme="majorHAnsi" w:cstheme="majorBidi"/>
+        <w:rFonts/>
         <w:b/>
         <w:bCs/>
       </w:rPr>
     </w:tblStylePr>
     <w:tblStylePr w:type="lastCol">
       <w:rPr>
-        <w:rFonts w:asciiTheme="majorHAnsi" w:eastAsiaTheme="majorEastAsia" w:hAnsiTheme="majorHAnsi" w:cstheme="majorBidi"/>
+        <w:rFonts/>
         <w:b/>
         <w:bCs/>
       </w:rPr>
@@ -3691,7 +3510,7 @@
         <w:spacing w:before="0" w:after="0" w:line="240" w:lineRule="auto"/>
       </w:pPr>
       <w:rPr>
-        <w:rFonts w:asciiTheme="majorHAnsi" w:eastAsiaTheme="majorEastAsia" w:hAnsiTheme="majorHAnsi" w:cstheme="majorBidi"/>
+        <w:rFonts/>
         <w:b/>
         <w:bCs/>
       </w:rPr>
@@ -3712,7 +3531,7 @@
         <w:spacing w:before="0" w:after="0" w:line="240" w:lineRule="auto"/>
       </w:pPr>
       <w:rPr>
-        <w:rFonts w:asciiTheme="majorHAnsi" w:eastAsiaTheme="majorEastAsia" w:hAnsiTheme="majorHAnsi" w:cstheme="majorBidi"/>
+        <w:rFonts/>
         <w:b/>
         <w:bCs/>
       </w:rPr>
@@ -3730,14 +3549,14 @@
     </w:tblStylePr>
     <w:tblStylePr w:type="firstCol">
       <w:rPr>
-        <w:rFonts w:asciiTheme="majorHAnsi" w:eastAsiaTheme="majorEastAsia" w:hAnsiTheme="majorHAnsi" w:cstheme="majorBidi"/>
+        <w:rFonts/>
         <w:b/>
         <w:bCs/>
       </w:rPr>
     </w:tblStylePr>
     <w:tblStylePr w:type="lastCol">
       <w:rPr>
-        <w:rFonts w:asciiTheme="majorHAnsi" w:eastAsiaTheme="majorEastAsia" w:hAnsiTheme="majorHAnsi" w:cstheme="majorBidi"/>
+        <w:rFonts/>
         <w:b/>
         <w:bCs/>
       </w:rPr>
@@ -3821,7 +3640,7 @@
         <w:spacing w:before="0" w:after="0" w:line="240" w:lineRule="auto"/>
       </w:pPr>
       <w:rPr>
-        <w:rFonts w:asciiTheme="majorHAnsi" w:eastAsiaTheme="majorEastAsia" w:hAnsiTheme="majorHAnsi" w:cstheme="majorBidi"/>
+        <w:rFonts/>
         <w:b/>
         <w:bCs/>
       </w:rPr>
@@ -3842,7 +3661,7 @@
         <w:spacing w:before="0" w:after="0" w:line="240" w:lineRule="auto"/>
       </w:pPr>
       <w:rPr>
-        <w:rFonts w:asciiTheme="majorHAnsi" w:eastAsiaTheme="majorEastAsia" w:hAnsiTheme="majorHAnsi" w:cstheme="majorBidi"/>
+        <w:rFonts/>
         <w:b/>
         <w:bCs/>
       </w:rPr>
@@ -3860,14 +3679,14 @@
     </w:tblStylePr>
     <w:tblStylePr w:type="firstCol">
       <w:rPr>
-        <w:rFonts w:asciiTheme="majorHAnsi" w:eastAsiaTheme="majorEastAsia" w:hAnsiTheme="majorHAnsi" w:cstheme="majorBidi"/>
+        <w:rFonts/>
         <w:b/>
         <w:bCs/>
       </w:rPr>
     </w:tblStylePr>
     <w:tblStylePr w:type="lastCol">
       <w:rPr>
-        <w:rFonts w:asciiTheme="majorHAnsi" w:eastAsiaTheme="majorEastAsia" w:hAnsiTheme="majorHAnsi" w:cstheme="majorBidi"/>
+        <w:rFonts/>
         <w:b/>
         <w:bCs/>
       </w:rPr>
@@ -3951,7 +3770,7 @@
         <w:spacing w:before="0" w:after="0" w:line="240" w:lineRule="auto"/>
       </w:pPr>
       <w:rPr>
-        <w:rFonts w:asciiTheme="majorHAnsi" w:eastAsiaTheme="majorEastAsia" w:hAnsiTheme="majorHAnsi" w:cstheme="majorBidi"/>
+        <w:rFonts/>
         <w:b/>
         <w:bCs/>
       </w:rPr>
@@ -3972,7 +3791,7 @@
         <w:spacing w:before="0" w:after="0" w:line="240" w:lineRule="auto"/>
       </w:pPr>
       <w:rPr>
-        <w:rFonts w:asciiTheme="majorHAnsi" w:eastAsiaTheme="majorEastAsia" w:hAnsiTheme="majorHAnsi" w:cstheme="majorBidi"/>
+        <w:rFonts/>
         <w:b/>
         <w:bCs/>
       </w:rPr>
@@ -3990,14 +3809,14 @@
     </w:tblStylePr>
     <w:tblStylePr w:type="firstCol">
       <w:rPr>
-        <w:rFonts w:asciiTheme="majorHAnsi" w:eastAsiaTheme="majorEastAsia" w:hAnsiTheme="majorHAnsi" w:cstheme="majorBidi"/>
+        <w:rFonts/>
         <w:b/>
         <w:bCs/>
       </w:rPr>
     </w:tblStylePr>
     <w:tblStylePr w:type="lastCol">
       <w:rPr>
-        <w:rFonts w:asciiTheme="majorHAnsi" w:eastAsiaTheme="majorEastAsia" w:hAnsiTheme="majorHAnsi" w:cstheme="majorBidi"/>
+        <w:rFonts/>
         <w:b/>
         <w:bCs/>
       </w:rPr>
@@ -4081,7 +3900,7 @@
         <w:spacing w:before="0" w:after="0" w:line="240" w:lineRule="auto"/>
       </w:pPr>
       <w:rPr>
-        <w:rFonts w:asciiTheme="majorHAnsi" w:eastAsiaTheme="majorEastAsia" w:hAnsiTheme="majorHAnsi" w:cstheme="majorBidi"/>
+        <w:rFonts/>
         <w:b/>
         <w:bCs/>
       </w:rPr>
@@ -4102,7 +3921,7 @@
         <w:spacing w:before="0" w:after="0" w:line="240" w:lineRule="auto"/>
       </w:pPr>
       <w:rPr>
-        <w:rFonts w:asciiTheme="majorHAnsi" w:eastAsiaTheme="majorEastAsia" w:hAnsiTheme="majorHAnsi" w:cstheme="majorBidi"/>
+        <w:rFonts/>
         <w:b/>
         <w:bCs/>
       </w:rPr>
@@ -4120,14 +3939,14 @@
     </w:tblStylePr>
     <w:tblStylePr w:type="firstCol">
       <w:rPr>
-        <w:rFonts w:asciiTheme="majorHAnsi" w:eastAsiaTheme="majorEastAsia" w:hAnsiTheme="majorHAnsi" w:cstheme="majorBidi"/>
+        <w:rFonts/>
         <w:b/>
         <w:bCs/>
       </w:rPr>
     </w:tblStylePr>
     <w:tblStylePr w:type="lastCol">
       <w:rPr>
-        <w:rFonts w:asciiTheme="majorHAnsi" w:eastAsiaTheme="majorEastAsia" w:hAnsiTheme="majorHAnsi" w:cstheme="majorBidi"/>
+        <w:rFonts/>
         <w:b/>
         <w:bCs/>
       </w:rPr>
@@ -5992,7 +5811,7 @@
     </w:tblPr>
     <w:tblStylePr w:type="firstRow">
       <w:rPr>
-        <w:rFonts w:asciiTheme="majorHAnsi" w:eastAsiaTheme="majorEastAsia" w:hAnsiTheme="majorHAnsi" w:cstheme="majorBidi"/>
+        <w:rFonts/>
       </w:rPr>
       <w:tblPr/>
       <w:tcPr>
@@ -6076,7 +5895,7 @@
     </w:tblPr>
     <w:tblStylePr w:type="firstRow">
       <w:rPr>
-        <w:rFonts w:asciiTheme="majorHAnsi" w:eastAsiaTheme="majorEastAsia" w:hAnsiTheme="majorHAnsi" w:cstheme="majorBidi"/>
+        <w:rFonts/>
       </w:rPr>
       <w:tblPr/>
       <w:tcPr>
@@ -6160,7 +5979,7 @@
     </w:tblPr>
     <w:tblStylePr w:type="firstRow">
       <w:rPr>
-        <w:rFonts w:asciiTheme="majorHAnsi" w:eastAsiaTheme="majorEastAsia" w:hAnsiTheme="majorHAnsi" w:cstheme="majorBidi"/>
+        <w:rFonts/>
       </w:rPr>
       <w:tblPr/>
       <w:tcPr>
@@ -6244,7 +6063,7 @@
     </w:tblPr>
     <w:tblStylePr w:type="firstRow">
       <w:rPr>
-        <w:rFonts w:asciiTheme="majorHAnsi" w:eastAsiaTheme="majorEastAsia" w:hAnsiTheme="majorHAnsi" w:cstheme="majorBidi"/>
+        <w:rFonts/>
       </w:rPr>
       <w:tblPr/>
       <w:tcPr>
@@ -6328,7 +6147,7 @@
     </w:tblPr>
     <w:tblStylePr w:type="firstRow">
       <w:rPr>
-        <w:rFonts w:asciiTheme="majorHAnsi" w:eastAsiaTheme="majorEastAsia" w:hAnsiTheme="majorHAnsi" w:cstheme="majorBidi"/>
+        <w:rFonts/>
       </w:rPr>
       <w:tblPr/>
       <w:tcPr>
@@ -6412,7 +6231,7 @@
     </w:tblPr>
     <w:tblStylePr w:type="firstRow">
       <w:rPr>
-        <w:rFonts w:asciiTheme="majorHAnsi" w:eastAsiaTheme="majorEastAsia" w:hAnsiTheme="majorHAnsi" w:cstheme="majorBidi"/>
+        <w:rFonts/>
       </w:rPr>
       <w:tblPr/>
       <w:tcPr>
@@ -6496,7 +6315,7 @@
     </w:tblPr>
     <w:tblStylePr w:type="firstRow">
       <w:rPr>
-        <w:rFonts w:asciiTheme="majorHAnsi" w:eastAsiaTheme="majorEastAsia" w:hAnsiTheme="majorHAnsi" w:cstheme="majorBidi"/>
+        <w:rFonts/>
       </w:rPr>
       <w:tblPr/>
       <w:tcPr>
@@ -6561,7 +6380,7 @@
       <w:spacing w:after="0" w:line="240" w:lineRule="auto"/>
     </w:pPr>
     <w:rPr>
-      <w:rFonts w:asciiTheme="majorHAnsi" w:eastAsiaTheme="majorEastAsia" w:hAnsiTheme="majorHAnsi" w:cstheme="majorBidi"/>
+      <w:rFonts/>
       <w:color w:val="000000" w:themeColor="text1"/>
     </w:rPr>
     <w:tblPr>
@@ -6689,7 +6508,7 @@
       <w:spacing w:after="0" w:line="240" w:lineRule="auto"/>
     </w:pPr>
     <w:rPr>
-      <w:rFonts w:asciiTheme="majorHAnsi" w:eastAsiaTheme="majorEastAsia" w:hAnsiTheme="majorHAnsi" w:cstheme="majorBidi"/>
+      <w:rFonts/>
       <w:color w:val="000000" w:themeColor="text1"/>
     </w:rPr>
     <w:tblPr>
@@ -6817,7 +6636,7 @@
       <w:spacing w:after="0" w:line="240" w:lineRule="auto"/>
     </w:pPr>
     <w:rPr>
-      <w:rFonts w:asciiTheme="majorHAnsi" w:eastAsiaTheme="majorEastAsia" w:hAnsiTheme="majorHAnsi" w:cstheme="majorBidi"/>
+      <w:rFonts/>
       <w:color w:val="000000" w:themeColor="text1"/>
     </w:rPr>
     <w:tblPr>
@@ -6945,7 +6764,7 @@
       <w:spacing w:after="0" w:line="240" w:lineRule="auto"/>
     </w:pPr>
     <w:rPr>
-      <w:rFonts w:asciiTheme="majorHAnsi" w:eastAsiaTheme="majorEastAsia" w:hAnsiTheme="majorHAnsi" w:cstheme="majorBidi"/>
+      <w:rFonts/>
       <w:color w:val="000000" w:themeColor="text1"/>
     </w:rPr>
     <w:tblPr>
@@ -7073,7 +6892,7 @@
       <w:spacing w:after="0" w:line="240" w:lineRule="auto"/>
     </w:pPr>
     <w:rPr>
-      <w:rFonts w:asciiTheme="majorHAnsi" w:eastAsiaTheme="majorEastAsia" w:hAnsiTheme="majorHAnsi" w:cstheme="majorBidi"/>
+      <w:rFonts/>
       <w:color w:val="000000" w:themeColor="text1"/>
     </w:rPr>
     <w:tblPr>
@@ -7201,7 +7020,7 @@
       <w:spacing w:after="0" w:line="240" w:lineRule="auto"/>
     </w:pPr>
     <w:rPr>
-      <w:rFonts w:asciiTheme="majorHAnsi" w:eastAsiaTheme="majorEastAsia" w:hAnsiTheme="majorHAnsi" w:cstheme="majorBidi"/>
+      <w:rFonts/>
       <w:color w:val="000000" w:themeColor="text1"/>
     </w:rPr>
     <w:tblPr>
@@ -7329,7 +7148,7 @@
       <w:spacing w:after="0" w:line="240" w:lineRule="auto"/>
     </w:pPr>
     <w:rPr>
-      <w:rFonts w:asciiTheme="majorHAnsi" w:eastAsiaTheme="majorEastAsia" w:hAnsiTheme="majorHAnsi" w:cstheme="majorBidi"/>
+      <w:rFonts/>
       <w:color w:val="000000" w:themeColor="text1"/>
     </w:rPr>
     <w:tblPr>
@@ -7968,7 +7787,7 @@
       <w:spacing w:after="0" w:line="240" w:lineRule="auto"/>
     </w:pPr>
     <w:rPr>
-      <w:rFonts w:asciiTheme="majorHAnsi" w:eastAsiaTheme="majorEastAsia" w:hAnsiTheme="majorHAnsi" w:cstheme="majorBidi"/>
+      <w:rFonts/>
       <w:color w:val="000000" w:themeColor="text1"/>
     </w:rPr>
     <w:tblPr>
@@ -8093,7 +7912,7 @@
       <w:spacing w:after="0" w:line="240" w:lineRule="auto"/>
     </w:pPr>
     <w:rPr>
-      <w:rFonts w:asciiTheme="majorHAnsi" w:eastAsiaTheme="majorEastAsia" w:hAnsiTheme="majorHAnsi" w:cstheme="majorBidi"/>
+      <w:rFonts/>
       <w:color w:val="000000" w:themeColor="text1"/>
     </w:rPr>
     <w:tblPr>
@@ -8218,7 +8037,7 @@
       <w:spacing w:after="0" w:line="240" w:lineRule="auto"/>
     </w:pPr>
     <w:rPr>
-      <w:rFonts w:asciiTheme="majorHAnsi" w:eastAsiaTheme="majorEastAsia" w:hAnsiTheme="majorHAnsi" w:cstheme="majorBidi"/>
+      <w:rFonts/>
       <w:color w:val="000000" w:themeColor="text1"/>
     </w:rPr>
     <w:tblPr>
@@ -8343,7 +8162,7 @@
       <w:spacing w:after="0" w:line="240" w:lineRule="auto"/>
     </w:pPr>
     <w:rPr>
-      <w:rFonts w:asciiTheme="majorHAnsi" w:eastAsiaTheme="majorEastAsia" w:hAnsiTheme="majorHAnsi" w:cstheme="majorBidi"/>
+      <w:rFonts/>
       <w:color w:val="000000" w:themeColor="text1"/>
     </w:rPr>
     <w:tblPr>
@@ -8468,7 +8287,7 @@
       <w:spacing w:after="0" w:line="240" w:lineRule="auto"/>
     </w:pPr>
     <w:rPr>
-      <w:rFonts w:asciiTheme="majorHAnsi" w:eastAsiaTheme="majorEastAsia" w:hAnsiTheme="majorHAnsi" w:cstheme="majorBidi"/>
+      <w:rFonts/>
       <w:color w:val="000000" w:themeColor="text1"/>
     </w:rPr>
     <w:tblPr>
@@ -8593,7 +8412,7 @@
       <w:spacing w:after="0" w:line="240" w:lineRule="auto"/>
     </w:pPr>
     <w:rPr>
-      <w:rFonts w:asciiTheme="majorHAnsi" w:eastAsiaTheme="majorEastAsia" w:hAnsiTheme="majorHAnsi" w:cstheme="majorBidi"/>
+      <w:rFonts/>
       <w:color w:val="000000" w:themeColor="text1"/>
     </w:rPr>
     <w:tblPr>
@@ -8718,7 +8537,7 @@
       <w:spacing w:after="0" w:line="240" w:lineRule="auto"/>
     </w:pPr>
     <w:rPr>
-      <w:rFonts w:asciiTheme="majorHAnsi" w:eastAsiaTheme="majorEastAsia" w:hAnsiTheme="majorHAnsi" w:cstheme="majorBidi"/>
+      <w:rFonts/>
       <w:color w:val="000000" w:themeColor="text1"/>
     </w:rPr>
     <w:tblPr>
